--- a/samples/contract-msa-bluewave.docx
+++ b/samples/contract-msa-bluewave.docx
@@ -13,7 +13,7 @@
     </w:p>
     <w:p>
       <w:r>
-        <w:t>This Master Services Agreement (the "Agreement") is entered into on 1 October 2025 (the "Effective Date") between:</w:t>
+        <w:t>This Master Services Agreement (the "Agreement") is entered into on 2 October 2025 (the "Effective Date") between:</w:t>
       </w:r>
     </w:p>
     <w:p>
@@ -55,7 +55,7 @@
     </w:p>
     <w:p>
       <w:r>
-        <w:t>This Agreement commences on 1 October 2025 and shall remain in force until 26 September 2026 (the "Expiry Date"), unless terminated earlier in accordance with Clause 7.</w:t>
+        <w:t>This Agreement commences on 2 October 2025 and shall remain in force until 27 September 2026 (the "Expiry Date"), unless terminated earlier in accordance with Clause 7.</w:t>
       </w:r>
     </w:p>
     <w:p>
